--- a/५.म से मछली म से मगरमच्छ Document.docx
+++ b/५.म से मछली म से मगरमच्छ Document.docx
@@ -75,6 +75,34 @@
     </w:p>
     <w:p>
       <w:pPr>
+        <w:spacing w:after="0"/>
+        <w:jc w:val="both"/>
+      </w:pPr>
+      <w:r>
+        <w:rPr>
+          <w:rFonts w:ascii="Mangal" w:hAnsi="Mangal" w:cs="Mangal" w:eastAsia="Mangal"/>
+          <w:b/>
+          <w:sz w:val="24"/>
+        </w:rPr>
+        <w:t>शीर्षक पाठ की व्यंग्यात्मकता को संक्षेप में स्पष्ट कीजिए</w:t>
+      </w:r>
+    </w:p>
+    <w:p>
+      <w:pPr>
+        <w:spacing w:after="0"/>
+        <w:jc w:val="both"/>
+      </w:pPr>
+      <w:r>
+        <w:rPr>
+          <w:rFonts w:ascii="Mangal" w:hAnsi="Mangal" w:cs="Mangal" w:eastAsia="Mangal"/>
+          <w:b w:val="0"/>
+          <w:sz w:val="24"/>
+        </w:rPr>
+        <w:t>बाढ़ से खेत तालाब बन जाने पर होरी पंचम मछली-पालन को आय का उपाय समझता है, लेकिन सरकारी मछली-बीज से मगरमच्छ निकलते हैं। “आपदा को अवसर” और धंधा/सरकार बदलने की भाषा में लेखक किसान की मजबूरी, योजनाओं की अविश्वसनीयता और विभागीय उदासीनता पर व्यंग्य करते हैं। अंततः नुकसान किसान उठाता है, जबकि अधिकारी अपनी जिम्मेदारी से बच निकलता है।</w:t>
+      </w:r>
+    </w:p>
+    <w:p>
+      <w:pPr>
         <w:rPr>
           <w:rFonts w:cs="Mangal"/>
           <w:b/>
@@ -214,6 +242,90 @@
     </w:p>
     <w:p>
       <w:pPr>
+        <w:spacing w:after="0"/>
+        <w:jc w:val="both"/>
+      </w:pPr>
+      <w:r>
+        <w:rPr>
+          <w:rFonts w:ascii="Mangal" w:hAnsi="Mangal" w:cs="Mangal" w:eastAsia="Mangal"/>
+          <w:b/>
+          <w:sz w:val="24"/>
+        </w:rPr>
+        <w:t>पंक्तियों की व्यंग्यात्मकता को विस्तृत रूप में स्पष्ट कीजिए</w:t>
+      </w:r>
+    </w:p>
+    <w:p>
+      <w:pPr>
+        <w:spacing w:after="0"/>
+        <w:jc w:val="both"/>
+      </w:pPr>
+      <w:r>
+        <w:rPr>
+          <w:rFonts w:ascii="Mangal" w:hAnsi="Mangal" w:cs="Mangal" w:eastAsia="Mangal"/>
+          <w:b w:val="0"/>
+          <w:sz w:val="24"/>
+        </w:rPr>
+        <w:t>धंधा और सरकार बदलते रहने की सलाह को मछली विभाग का अधिकारी सहज सफलता-मंत्र की तरह देता है। किसान बाढ़ से हुए नुकसान में नया सहारा खोज रहा है, लेकिन अधिकारी की भाषा में खेती और आजीविका भी बदलने योग्य कारोबार है; “लीडरों में गतिशीलता” जोड़कर लेखक अवसरवाद का संकेत करते हैं।</w:t>
+      </w:r>
+    </w:p>
+    <w:p>
+      <w:pPr>
+        <w:spacing w:after="0"/>
+        <w:jc w:val="both"/>
+      </w:pPr>
+      <w:r>
+        <w:rPr>
+          <w:rFonts w:ascii="Mangal" w:hAnsi="Mangal" w:cs="Mangal" w:eastAsia="Mangal"/>
+          <w:b/>
+          <w:sz w:val="24"/>
+        </w:rPr>
+        <w:t>इसमें मुख्य व्यंग्य कौन-सा है?</w:t>
+      </w:r>
+    </w:p>
+    <w:p>
+      <w:pPr>
+        <w:spacing w:after="0"/>
+        <w:jc w:val="both"/>
+      </w:pPr>
+      <w:r>
+        <w:rPr>
+          <w:rFonts w:ascii="Mangal" w:hAnsi="Mangal" w:cs="Mangal" w:eastAsia="Mangal"/>
+          <w:b w:val="0"/>
+          <w:sz w:val="24"/>
+        </w:rPr>
+        <w:t>मुख्य व्यंग्य किसानों की कठिनाई को अवसर बताने वाली खोखली नीति और नेताओं/अधिकारियों के बदलते स्वार्थ पर है। विकास की बात के पीछे जनता की स्थिर आजीविका की चिंता नहीं दिखती।</w:t>
+      </w:r>
+    </w:p>
+    <w:p>
+      <w:pPr>
+        <w:spacing w:after="0"/>
+        <w:jc w:val="both"/>
+      </w:pPr>
+      <w:r>
+        <w:rPr>
+          <w:rFonts w:ascii="Mangal" w:hAnsi="Mangal" w:cs="Mangal" w:eastAsia="Mangal"/>
+          <w:b/>
+          <w:sz w:val="24"/>
+        </w:rPr>
+        <w:t>लेखक क्या परिवर्तन चाहते हैं?</w:t>
+      </w:r>
+    </w:p>
+    <w:p>
+      <w:pPr>
+        <w:spacing w:after="0"/>
+        <w:jc w:val="both"/>
+      </w:pPr>
+      <w:r>
+        <w:rPr>
+          <w:rFonts w:ascii="Mangal" w:hAnsi="Mangal" w:cs="Mangal" w:eastAsia="Mangal"/>
+          <w:b w:val="0"/>
+          <w:sz w:val="24"/>
+        </w:rPr>
+        <w:t>लेखक चाहते हैं कि आपदा-पीड़ित किसानों को भरोसेमंद सहायता और आजीविका मिले। सरकारी योजनाएँ राजनीतिक/व्यावसायिक अवसर न बनें; उनकी गुणवत्ता और परिणाम की जवाबदेही तय हो।</w:t>
+      </w:r>
+    </w:p>
+    <w:p>
+      <w:pPr>
         <w:rPr>
           <w:rFonts w:cs="Mangal"/>
           <w:b/>
@@ -336,6 +448,90 @@
           <w:cs/>
         </w:rPr>
         <w:t xml:space="preserve">(पृ.क्र.२९)  </w:t>
+      </w:r>
+    </w:p>
+    <w:p>
+      <w:pPr>
+        <w:spacing w:after="0"/>
+        <w:jc w:val="both"/>
+      </w:pPr>
+      <w:r>
+        <w:rPr>
+          <w:rFonts w:ascii="Mangal" w:hAnsi="Mangal" w:cs="Mangal" w:eastAsia="Mangal"/>
+          <w:b/>
+          <w:sz w:val="24"/>
+        </w:rPr>
+        <w:t>पंक्तियों की व्यंग्यात्मकता को विस्तृत रूप में स्पष्ट कीजिए</w:t>
+      </w:r>
+    </w:p>
+    <w:p>
+      <w:pPr>
+        <w:spacing w:after="0"/>
+        <w:jc w:val="both"/>
+      </w:pPr>
+      <w:r>
+        <w:rPr>
+          <w:rFonts w:ascii="Mangal" w:hAnsi="Mangal" w:cs="Mangal" w:eastAsia="Mangal"/>
+          <w:b w:val="0"/>
+          <w:sz w:val="24"/>
+        </w:rPr>
+        <w:t>सरकारी मछली-बीज का मगरमच्छ बन जाना किसान के साथ हुए धोखे का हास्यपूर्ण, पर गंभीर चित्र है। अधिकारी “म से मछली, म से मगरमच्छ” कहकर दोनों को एक ही राशि और पानी में रहने वाला बताता है; शब्दों का यह खेल असली नुकसान को तुच्छ बनाकर जिम्मेदारी टालता है।</w:t>
+      </w:r>
+    </w:p>
+    <w:p>
+      <w:pPr>
+        <w:spacing w:after="0"/>
+        <w:jc w:val="both"/>
+      </w:pPr>
+      <w:r>
+        <w:rPr>
+          <w:rFonts w:ascii="Mangal" w:hAnsi="Mangal" w:cs="Mangal" w:eastAsia="Mangal"/>
+          <w:b/>
+          <w:sz w:val="24"/>
+        </w:rPr>
+        <w:t>इसमें मुख्य व्यंग्य कौन-सा है?</w:t>
+      </w:r>
+    </w:p>
+    <w:p>
+      <w:pPr>
+        <w:spacing w:after="0"/>
+        <w:jc w:val="both"/>
+      </w:pPr>
+      <w:r>
+        <w:rPr>
+          <w:rFonts w:ascii="Mangal" w:hAnsi="Mangal" w:cs="Mangal" w:eastAsia="Mangal"/>
+          <w:b w:val="0"/>
+          <w:sz w:val="24"/>
+        </w:rPr>
+        <w:t>मुख्य व्यंग्य घटिया या गलत सरकारी सामग्री देने और शिकायत पर उसे मजाक में उड़ाकर जवाबदेही से बचने पर है। मछली और मगरमच्छ को समान बताना किसान की बर्बादी को सामान्य ठहराता है।</w:t>
+      </w:r>
+    </w:p>
+    <w:p>
+      <w:pPr>
+        <w:spacing w:after="0"/>
+        <w:jc w:val="both"/>
+      </w:pPr>
+      <w:r>
+        <w:rPr>
+          <w:rFonts w:ascii="Mangal" w:hAnsi="Mangal" w:cs="Mangal" w:eastAsia="Mangal"/>
+          <w:b/>
+          <w:sz w:val="24"/>
+        </w:rPr>
+        <w:t>लेखक क्या परिवर्तन चाहते हैं?</w:t>
+      </w:r>
+    </w:p>
+    <w:p>
+      <w:pPr>
+        <w:spacing w:after="0"/>
+        <w:jc w:val="both"/>
+      </w:pPr>
+      <w:r>
+        <w:rPr>
+          <w:rFonts w:ascii="Mangal" w:hAnsi="Mangal" w:cs="Mangal" w:eastAsia="Mangal"/>
+          <w:b w:val="0"/>
+          <w:sz w:val="24"/>
+        </w:rPr>
+        <w:t>लेखक चाहते हैं कि कृषि योजनाओं में दिए बीज और संसाधनों की गुणवत्ता जाँची जाए। नुकसान होने पर विभाग जाँच करे और किसान को उचित प्रतिपूर्ति मिले, न कि शब्दों के खेल से टाल दिया जाए।</w:t>
       </w:r>
     </w:p>
     <w:p>
